--- a/doc/QNSC_TEMPLATE_MAS.docx
+++ b/doc/QNSC_TEMPLATE_MAS.docx
@@ -42,6 +42,7 @@
         <w:p>
           <w:pPr>
             <w:pStyle w:val="TOCHeading"/>
+            <w:outlineLvl w:val="0"/>
           </w:pPr>
           <w:r>
             <w:t xml:space="preserve">Table of Contents</w:t>
@@ -58,8 +59,8 @@
         <w:p>
           <w:pPr>
             <w:pStyle w:val="Heading1"/>
+            <w:jc w:val="left"/>
             <w:outlineLvl w:val="0"/>
-            <w:jc w:val="left"/>
           </w:pPr>
           <w:r>
             <w:t xml:space="preserve">Table of Tables</w:t>

--- a/doc/QNSC_TEMPLATE_MAS.docx
+++ b/doc/QNSC_TEMPLATE_MAS.docx
@@ -41,7 +41,7 @@
       <w:sdtContent>
         <w:p>
           <w:pPr>
-            <w:pStyle w:val="TOCHeading"/>
+            <w:pStyle w:val="Heading1"/>
             <w:outlineLvl w:val="0"/>
           </w:pPr>
           <w:r>
@@ -3651,8 +3651,8 @@
     </w:pPr>
     <w:rPr>
       <w:rFonts w:cstheme="majorHAnsi"/>
-      <w:b/>
-      <w:bCs/>
+      <w:sz w:val="24"/>
+      <w:szCs w:val="24"/>
     </w:rPr>
   </w:style>
   <w:style w:styleId="TOC2" w:type="paragraph">
